--- a/La-Palma-Record-Full.docx
+++ b/La-Palma-Record-Full.docx
@@ -36,7 +36,7 @@
           <w:sz w:val="21"/>
           <w:szCs w:val="21"/>
         </w:rPr>
-        <w:t xml:space="preserve">Prepared July 2026. Every factual claim in this document is drawn from public records, the City of La Palma's own published documents and news releases, sworn trial testimony, campaign finance filings and consultant records obtained by public records request, court filings, or published reporting by Voice of OC, the Event-News Enterprise, and Los Cerritos Community News. Full references appear at the end.</w:t>
+        <w:t xml:space="preserve">Prepared July 2026; the Measure JJ pension section was updated August 2026 to incorporate CalPERS’ June 30, 2024 actuarial valuations. Every factual claim in this document is drawn from public records, the City of La Palma's own published documents and news releases, sworn trial testimony, campaign finance filings and consultant records obtained by public records request, court filings, or published reporting by Voice of OC, the Event-News Enterprise, and Los Cerritos Community News. Full references appear at the end.</w:t>
       </w:r>
     </w:p>
     <w:p>
@@ -482,6 +482,48 @@
           <w:sz w:val="21"/>
           <w:szCs w:val="21"/>
         </w:rPr>
+        <w:t xml:space="preserve">How the reset was written into the measure — </w:t>
+      </w:r>
+      <w:r>
+        <w:rPr>
+          <w:sz w:val="21"/>
+          <w:szCs w:val="21"/>
+        </w:rPr>
+        <w:t xml:space="preserve">Measure W did not simply raise the limit from two terms to three; it was drafted so that terms already served did not count toward the new limit at all. Under the 1996 structure, a councilmember who had served two four-year terms (8 years) hit the cap and owed the electorate a mandatory four-year break before running again. Measure W’s operative text applies the new three-term, 12-year limit only to terms “commencing with” the November 5, 2024 election — meaning a sitting councilmember’s prior 8 years of service is treated, for term-limit purposes, as if it never happened. The practical result the drafting produced: a councilmember already partway through or finishing an 8-year run could be re-elected in November 2024 and serve three additional four-year terms on top of the years already served — up to </w:t>
+      </w:r>
+      <w:r>
+        <w:rPr>
+          <w:b/>
+          <w:bCs/>
+          <w:i/>
+          <w:iCs/>
+          <w:color w:val="EA463A"/>
+          <w:sz w:val="21"/>
+          <w:szCs w:val="21"/>
+        </w:rPr>
+        <w:t xml:space="preserve">20 consecutive years in office</w:t>
+      </w:r>
+      <w:r>
+        <w:rPr>
+          <w:sz w:val="21"/>
+          <w:szCs w:val="21"/>
+        </w:rPr>
+        <w:t xml:space="preserve"> — without ever triggering the cooling-off period the original 1996 measure was written to guarantee. This was not a side effect of raising the cap; it was the specific mechanism the ordinance’s own text used to raise it, and it is the single fact the taxpayer-funded outreach campaign never disclosed to voters.</w:t>
+      </w:r>
+    </w:p>
+    <w:p>
+      <w:pPr>
+        <w:spacing w:after="130" w:line="264"/>
+      </w:pPr>
+      <w:r>
+        <w:rPr>
+          <w:b/>
+          <w:bCs/>
+          <w:i w:val="false"/>
+          <w:iCs w:val="false"/>
+          <w:sz w:val="21"/>
+          <w:szCs w:val="21"/>
+        </w:rPr>
         <w:t xml:space="preserve">June 12, 2024 — </w:t>
       </w:r>
       <w:r>
@@ -1308,6 +1350,473 @@
     </w:p>
     <w:p>
       <w:pPr>
+        <w:spacing w:after="130" w:line="264"/>
+      </w:pPr>
+      <w:r>
+        <w:rPr>
+          <w:b/>
+          <w:bCs/>
+          <w:i w:val="false"/>
+          <w:iCs w:val="false"/>
+          <w:sz w:val="21"/>
+          <w:szCs w:val="21"/>
+        </w:rPr>
+        <w:t xml:space="preserve">The campaign’s own chart — </w:t>
+      </w:r>
+      <w:r>
+        <w:rPr>
+          <w:sz w:val="21"/>
+          <w:szCs w:val="21"/>
+        </w:rPr>
+        <w:t xml:space="preserve">The committee that ran the 2016 Yes on Measure JJ campaign published its own financial forecast, titled “What Fiscally Sound Looks Like,” projecting the City’s emergency-fund and reserve trajectory under the tax: a jump from a documented $309,200 deficit to a projected $1.8 million surplus by Fiscal Year 2025–26, a General Fund balance climbing from roughly $10.2 million (FY 2016–17) to $14.3 million (FY 2026–27) under the plan, and a promise that “with Measure JJ ending the depletion of reserves, the city has a plan to take that emergency fund, pay off the debt in 9 years and save the city $20 million.” The chart earmarked the projected FY 2025–26 surplus for four specific purposes: rebuilding reserves, establishing a Pension Stabilization Fund, addressing capital needs, and, eventually, lowering the Utility Users Tax.</w:t>
+      </w:r>
+    </w:p>
+    <w:p>
+      <w:pPr>
+        <w:spacing w:after="80" w:before="80"/>
+        <w:jc w:val="center"/>
+      </w:pPr>
+      <w:r>
+        <w:drawing>
+          <wp:inline xmlns:a="http://schemas.openxmlformats.org/drawingml/2006/main" xmlns:pic="http://schemas.openxmlformats.org/drawingml/2006/picture" distT="0" distB="0" distL="0" distR="0">
+            <wp:extent cx="6050280" cy="4052237"/>
+            <wp:effectExtent l="0" t="0" r="0" b="0"/>
+            <wp:docPr id="100" name="JJ Chart"/>
+            <wp:cNvGraphicFramePr>
+              <a:graphicFrameLocks noChangeAspect="1"/>
+            </wp:cNvGraphicFramePr>
+            <a:graphic>
+              <a:graphicData uri="http://schemas.openxmlformats.org/drawingml/2006/picture">
+                <pic:pic>
+                  <pic:nvPicPr>
+                    <pic:cNvPr id="100" name="JJ Chart"/>
+                    <pic:cNvPicPr/>
+                  </pic:nvPicPr>
+                  <pic:blipFill>
+                    <a:blip r:embed="rId8"/>
+                    <a:stretch>
+                      <a:fillRect/>
+                    </a:stretch>
+                  </pic:blipFill>
+                  <pic:spPr>
+                    <a:xfrm>
+                      <a:off x="0" y="0"/>
+                      <a:ext cx="6050280" cy="4052237"/>
+                    </a:xfrm>
+                    <a:prstGeom prst="rect">
+                      <a:avLst/>
+                    </a:prstGeom>
+                  </pic:spPr>
+                </pic:pic>
+              </a:graphicData>
+            </a:graphic>
+          </wp:inline>
+        </w:drawing>
+      </w:r>
+    </w:p>
+    <w:p>
+      <w:pPr>
+        <w:spacing w:after="150" w:line="264"/>
+        <w:jc w:val="center"/>
+      </w:pPr>
+      <w:r>
+        <w:rPr>
+          <w:i/>
+          <w:iCs/>
+          <w:sz w:val="18"/>
+          <w:szCs w:val="18"/>
+        </w:rPr>
+        <w:t xml:space="preserve">The Yes on Measure JJ committee’s own financial forecast, published on its campaign website (archived page, last edited May 5, 2021), including the page’s accompanying text naming City Manager Laurie Murray’s stated intention for the projected surplus. The chart projects the emergency-fund/reserve trajectory under the tax and states the plan to “pay off the debt in 9 years and save the city $20 million.”</w:t>
+      </w:r>
+    </w:p>
+    <w:p>
+      <w:pPr>
+        <w:spacing w:after="130" w:line="264"/>
+      </w:pPr>
+      <w:r>
+        <w:rPr>
+          <w:b/>
+          <w:bCs/>
+          <w:i w:val="false"/>
+          <w:iCs w:val="false"/>
+          <w:sz w:val="21"/>
+          <w:szCs w:val="21"/>
+        </w:rPr>
+        <w:t xml:space="preserve">The promise, attributed to the City Manager by name — </w:t>
+      </w:r>
+      <w:r>
+        <w:rPr>
+          <w:sz w:val="21"/>
+          <w:szCs w:val="21"/>
+        </w:rPr>
+        <w:t xml:space="preserve">As shown above, the committee’s page names a specific city official as the one committed to acting on the chart’s projected surplus: it states that City Manager Laurie Murray intended to recommend directing the FY 2025–26 surplus toward rebuilding reserves, restoring services, and lowering the Utility Users Tax, closing with the line that the past cannot be changed but today’s action can build a better future. Murray retired effective December 19, 2019 — see Leadership Transitions, above — nearly six years before the fiscal year in which the campaign’s own chart said she would make that recommendation. The official the campaign named as responsible for delivering the promised surplus left office long before the year the promise came due.</w:t>
+      </w:r>
+    </w:p>
+    <w:p>
+      <w:pPr>
+        <w:spacing w:after="130" w:line="264"/>
+      </w:pPr>
+      <w:r>
+        <w:rPr>
+          <w:b/>
+          <w:bCs/>
+          <w:i w:val="false"/>
+          <w:iCs w:val="false"/>
+          <w:sz w:val="21"/>
+          <w:szCs w:val="21"/>
+        </w:rPr>
+        <w:t xml:space="preserve">CalPERS’ June 30, 2024 actuarial valuation — </w:t>
+      </w:r>
+      <w:r>
+        <w:rPr>
+          <w:sz w:val="21"/>
+          <w:szCs w:val="21"/>
+        </w:rPr>
+        <w:t xml:space="preserve">The most recent actuarial valuations CalPERS has published for the City’s two pension plans — Safety (Police) and Miscellaneous — set required contributions for Fiscal Year 2026–27, the same fiscal year the campaign’s own chart identified as the year of the promised payoff and surplus. These valuations are prepared on a different basis than the ACFR-sourced Net Pension Liability figures cited above — CalPERS measures funding-basis UAL against the market value of plan assets, while audited financial statements use the GASB 68 basis — so the two sets of figures are not directly interchangeable, and both are presented here on their own terms. Per CalPERS’ own June 30, 2024 reports for the City of La Palma:</w:t>
+      </w:r>
+    </w:p>
+    <w:p>
+      <w:pPr>
+        <w:pStyle w:val="ListParagraph"/>
+        <w:numPr>
+          <w:ilvl w:val="0"/>
+          <w:numId w:val="1"/>
+        </w:numPr>
+        <w:spacing w:after="90" w:line="264"/>
+      </w:pPr>
+      <w:r>
+        <w:rPr>
+          <w:sz w:val="21"/>
+          <w:szCs w:val="21"/>
+        </w:rPr>
+        <w:t xml:space="preserve">Combined unfunded accrued liability (UAL), both plans, as of June 30, 2024: $25,322,950 ($15,539,980 Safety + $9,782,970 Miscellaneous) — not paid off, and higher in dollar terms than the $15,583,758 combined UAL shown in CalPERS’ own funding-history tables for June 30, 2015, the earliest year those reports show.</w:t>
+      </w:r>
+    </w:p>
+    <w:p>
+      <w:pPr>
+        <w:pStyle w:val="ListParagraph"/>
+        <w:numPr>
+          <w:ilvl w:val="0"/>
+          <w:numId w:val="1"/>
+        </w:numPr>
+        <w:spacing w:after="90" w:line="264"/>
+      </w:pPr>
+      <w:r>
+        <w:rPr>
+          <w:sz w:val="21"/>
+          <w:szCs w:val="21"/>
+        </w:rPr>
+        <w:t xml:space="preserve">Combined funded ratio: 73.4% (Safety 71.5%, Miscellaneous 75.9%) — more than a quarter of the liability remains unfunded.</w:t>
+      </w:r>
+    </w:p>
+    <w:p>
+      <w:pPr>
+        <w:pStyle w:val="ListParagraph"/>
+        <w:numPr>
+          <w:ilvl w:val="0"/>
+          <w:numId w:val="1"/>
+        </w:numPr>
+        <w:spacing w:after="90" w:line="264"/>
+      </w:pPr>
+      <w:r>
+        <w:rPr>
+          <w:sz w:val="21"/>
+          <w:szCs w:val="21"/>
+        </w:rPr>
+        <w:t xml:space="preserve">Combined required UAL payment, FY 2026–27 alone: $2,545,854. CalPERS’ own projections show that payment rising, not falling, through at least FY 2031–32, to a combined $2,999,000.</w:t>
+      </w:r>
+    </w:p>
+    <w:p>
+      <w:pPr>
+        <w:pStyle w:val="ListParagraph"/>
+        <w:numPr>
+          <w:ilvl w:val="0"/>
+          <w:numId w:val="1"/>
+        </w:numPr>
+        <w:spacing w:after="90" w:line="264"/>
+      </w:pPr>
+      <w:r>
+        <w:rPr>
+          <w:sz w:val="21"/>
+          <w:szCs w:val="21"/>
+        </w:rPr>
+        <w:t xml:space="preserve">Time to pay off the current UAL at minimum required payments, per CalPERS’ own “Additional Employer Contributions” analysis in each report: 15.5 years on the Safety plan and 14.3 years on the Miscellaneous plan from the FY 2026–27 valuation date — payoff around 2040–2041, roughly three decades after Measure JJ passed, not nine years.</w:t>
+      </w:r>
+    </w:p>
+    <w:p>
+      <w:pPr>
+        <w:pStyle w:val="ListParagraph"/>
+        <w:numPr>
+          <w:ilvl w:val="0"/>
+          <w:numId w:val="1"/>
+        </w:numPr>
+        <w:spacing w:after="90" w:line="264"/>
+      </w:pPr>
+      <w:r>
+        <w:rPr>
+          <w:sz w:val="21"/>
+          <w:szCs w:val="21"/>
+        </w:rPr>
+        <w:t xml:space="preserve">CalPERS’ current amortization schedule for the Safety plan alone extends to Fiscal Year 2043–44 and shows $7,927,851 in interest still projected to be paid on that plan’s UAL under the existing schedule — the opposite of the “$20 million saved” the campaign promised. No public accounting showing $20 million in realized savings, in any form, has been identified in the record reviewed for this document.</w:t>
+      </w:r>
+    </w:p>
+    <w:p>
+      <w:pPr>
+        <w:spacing w:after="130" w:line="264"/>
+      </w:pPr>
+      <w:r>
+        <w:rPr>
+          <w:b/>
+          <w:bCs/>
+          <w:i w:val="false"/>
+          <w:iCs w:val="false"/>
+          <w:sz w:val="21"/>
+          <w:szCs w:val="21"/>
+        </w:rPr>
+        <w:t xml:space="preserve">Promise vs. documented result — </w:t>
+      </w:r>
+      <w:r>
+        <w:rPr>
+          <w:sz w:val="21"/>
+          <w:szCs w:val="21"/>
+        </w:rPr>
+        <w:t xml:space="preserve">The comparison below places the campaign’s specific, quantified commitments next to what CalPERS’ own records show nine years later.</w:t>
+      </w:r>
+    </w:p>
+    <w:tbl>
+      <w:tblPr>
+        <w:tblW w:w="9540" w:type="dxa"/>
+        <w:tblBorders>
+          <w:top w:val="single" w:sz="4" w:space="0" w:color="A9A9A9"/>
+          <w:left w:val="single" w:sz="4" w:space="0" w:color="A9A9A9"/>
+          <w:bottom w:val="single" w:sz="4" w:space="0" w:color="A9A9A9"/>
+          <w:right w:val="single" w:sz="4" w:space="0" w:color="A9A9A9"/>
+          <w:insideH w:val="single" w:sz="4" w:space="0" w:color="A9A9A9"/>
+          <w:insideV w:val="single" w:sz="4" w:space="0" w:color="A9A9A9"/>
+        </w:tblBorders>
+        <w:tblLook w:val="0000"/>
+      </w:tblPr>
+      <w:tblGrid>
+        <w:gridCol w:w="4400"/>
+        <w:gridCol w:w="5140"/>
+      </w:tblGrid>
+      <w:tr>
+        <w:tc>
+          <w:tcPr>
+            <w:tcW w:w="4400" w:type="dxa"/>
+            <w:shd w:val="clear" w:color="auto" w:fill="101424"/>
+          </w:tcPr>
+          <w:p>
+            <w:pPr>
+              <w:spacing w:after="0" w:line="240"/>
+            </w:pPr>
+            <w:r>
+              <w:rPr>
+                <w:b/>
+                <w:color w:val="FFFFFF"/>
+                <w:sz w:val="19"/>
+                <w:szCs w:val="19"/>
+              </w:rPr>
+              <w:t xml:space="preserve">Measure JJ Campaign Promise (2016)</w:t>
+            </w:r>
+          </w:p>
+        </w:tc>
+        <w:tc>
+          <w:tcPr>
+            <w:tcW w:w="5140" w:type="dxa"/>
+            <w:shd w:val="clear" w:color="auto" w:fill="101424"/>
+          </w:tcPr>
+          <w:p>
+            <w:pPr>
+              <w:spacing w:after="0" w:line="240"/>
+            </w:pPr>
+            <w:r>
+              <w:rPr>
+                <w:b/>
+                <w:color w:val="FFFFFF"/>
+                <w:sz w:val="19"/>
+                <w:szCs w:val="19"/>
+              </w:rPr>
+              <w:t xml:space="preserve">Documented Result (CalPERS actuarial valuation, as of June 30, 2024)</w:t>
+            </w:r>
+          </w:p>
+        </w:tc>
+      </w:tr>
+      <w:tr>
+        <w:tc>
+          <w:tcPr>
+            <w:tcW w:w="4400" w:type="dxa"/>
+          </w:tcPr>
+          <w:p>
+            <w:pPr>
+              <w:spacing w:after="0" w:line="240"/>
+            </w:pPr>
+            <w:r>
+              <w:rPr>
+                <w:sz w:val="19"/>
+                <w:szCs w:val="19"/>
+              </w:rPr>
+              <w:t xml:space="preserve">“Pay off the debt in 9 years” (by FY 2025–26)</w:t>
+            </w:r>
+          </w:p>
+        </w:tc>
+        <w:tc>
+          <w:tcPr>
+            <w:tcW w:w="5140" w:type="dxa"/>
+          </w:tcPr>
+          <w:p>
+            <w:pPr>
+              <w:spacing w:after="0" w:line="240"/>
+            </w:pPr>
+            <w:r>
+              <w:rPr>
+                <w:sz w:val="19"/>
+                <w:szCs w:val="19"/>
+              </w:rPr>
+              <w:t xml:space="preserve">Combined UAL $25,322,950 across both plans as of 6/30/2024. CalPERS’ current amortization schedule does not project payoff until roughly FY 2040–41 on the Safety plan — about three decades after the vote, not nine years.</w:t>
+            </w:r>
+          </w:p>
+        </w:tc>
+      </w:tr>
+      <w:tr>
+        <w:tc>
+          <w:tcPr>
+            <w:tcW w:w="4400" w:type="dxa"/>
+          </w:tcPr>
+          <w:p>
+            <w:pPr>
+              <w:spacing w:after="0" w:line="240"/>
+            </w:pPr>
+            <w:r>
+              <w:rPr>
+                <w:sz w:val="19"/>
+                <w:szCs w:val="19"/>
+              </w:rPr>
+              <w:t xml:space="preserve">“Save the city $20 million”</w:t>
+            </w:r>
+          </w:p>
+        </w:tc>
+        <w:tc>
+          <w:tcPr>
+            <w:tcW w:w="5140" w:type="dxa"/>
+          </w:tcPr>
+          <w:p>
+            <w:pPr>
+              <w:spacing w:after="0" w:line="240"/>
+            </w:pPr>
+            <w:r>
+              <w:rPr>
+                <w:sz w:val="19"/>
+                <w:szCs w:val="19"/>
+              </w:rPr>
+              <w:t xml:space="preserve">No public accounting of any realized savings has been identified in the records reviewed for this document. CalPERS’ current schedule shows $7,927,851 in interest still projected to be paid on the Safety plan’s UAL alone.</w:t>
+            </w:r>
+          </w:p>
+        </w:tc>
+      </w:tr>
+      <w:tr>
+        <w:tc>
+          <w:tcPr>
+            <w:tcW w:w="4400" w:type="dxa"/>
+          </w:tcPr>
+          <w:p>
+            <w:pPr>
+              <w:spacing w:after="0" w:line="240"/>
+            </w:pPr>
+            <w:r>
+              <w:rPr>
+                <w:sz w:val="19"/>
+                <w:szCs w:val="19"/>
+              </w:rPr>
+              <w:t xml:space="preserve">Required annual payment declining as the debt is retired</w:t>
+            </w:r>
+          </w:p>
+        </w:tc>
+        <w:tc>
+          <w:tcPr>
+            <w:tcW w:w="5140" w:type="dxa"/>
+          </w:tcPr>
+          <w:p>
+            <w:pPr>
+              <w:spacing w:after="0" w:line="240"/>
+            </w:pPr>
+            <w:r>
+              <w:rPr>
+                <w:sz w:val="19"/>
+                <w:szCs w:val="19"/>
+              </w:rPr>
+              <w:t xml:space="preserve">Combined required UAL payment is $2,545,854 for FY 2026–27. CalPERS projects that payment rising — not falling — to $2,999,000 by FY 2031–32.</w:t>
+            </w:r>
+          </w:p>
+        </w:tc>
+      </w:tr>
+      <w:tr>
+        <w:tc>
+          <w:tcPr>
+            <w:tcW w:w="4400" w:type="dxa"/>
+          </w:tcPr>
+          <w:p>
+            <w:pPr>
+              <w:spacing w:after="0" w:line="240"/>
+            </w:pPr>
+            <w:r>
+              <w:rPr>
+                <w:sz w:val="19"/>
+                <w:szCs w:val="19"/>
+              </w:rPr>
+              <w:t xml:space="preserve">Reserves rebuilt; Pension Stabilization Fund established; ability to lower the Utility Users Tax (all promised for FY 2025–26)</w:t>
+            </w:r>
+          </w:p>
+        </w:tc>
+        <w:tc>
+          <w:tcPr>
+            <w:tcW w:w="5140" w:type="dxa"/>
+          </w:tcPr>
+          <w:p>
+            <w:pPr>
+              <w:spacing w:after="0" w:line="240"/>
+            </w:pPr>
+            <w:r>
+              <w:rPr>
+                <w:sz w:val="19"/>
+                <w:szCs w:val="19"/>
+              </w:rPr>
+              <w:t xml:space="preserve">Not addressed by the CalPERS actuarial data, which covers the pension plans only, not the General Fund. See note below.</w:t>
+            </w:r>
+          </w:p>
+        </w:tc>
+      </w:tr>
+    </w:tbl>
+    <w:p>
+      <w:pPr>
+        <w:spacing w:after="130"/>
+      </w:pPr>
+    </w:p>
+    <w:p>
+      <w:pPr>
+        <w:spacing w:after="130" w:line="264"/>
+      </w:pPr>
+      <w:r>
+        <w:rPr>
+          <w:b/>
+          <w:bCs/>
+          <w:i w:val="false"/>
+          <w:iCs w:val="false"/>
+          <w:sz w:val="21"/>
+          <w:szCs w:val="21"/>
+        </w:rPr>
+        <w:t xml:space="preserve">A note on what this comparison does not cover — </w:t>
+      </w:r>
+      <w:r>
+        <w:rPr>
+          <w:sz w:val="21"/>
+          <w:szCs w:val="21"/>
+        </w:rPr>
+        <w:t xml:space="preserve">Two figures in the committee’s chart — the FY 2025–26 General Fund deficit-to-surplus swing and the dollar reserve trajectory shown on the green and red lines — describe the City’s General Fund balance rather than the pension liability itself, and are not addressed by the CalPERS actuarial data above. Verifying those specific figures would require the City’s audited FY 2025–26 financial statements, which had not yet been reviewed for this document as of this writing. What CalPERS’ own valuations do establish without that additional data is that the specific, headline commitment at the center of the chart — “pay off the debt in 9 years” — was not met: nine years after the promise, the pension debt is larger in dollar terms than CalPERS’ own earliest reported figure, and CalPERS’ own current schedule does not project payoff for another decade or more.</w:t>
+      </w:r>
+    </w:p>
+    <w:p>
+      <w:pPr>
         <w:pStyle w:val="Heading2"/>
         <w:spacing w:after="90" w:before="200"/>
       </w:pPr>
@@ -2182,7 +2691,7 @@
           <w:sz w:val="21"/>
           <w:szCs w:val="21"/>
         </w:rPr>
-        <w:t xml:space="preserve">Voters were sold Measure JJ in 2016 with specific, quantified commitments: pension debt paid off in 9 years, $20 million saved, reserves rebuilt, a stabilization fund, restored services, a lower utility tax. A decade later, the pension liability is nearly 30% higher, the city made only minimum required payments, and no accounting of promises-versus-results has ever been presented to the public. The city manager who championed the measure retired three years into the nine-year clock; when a resident finally asked about the debt in 2025, the interim city manager didn't know the number and the future mayor gave a false answer.</w:t>
+        <w:t xml:space="preserve">Voters were sold Measure JJ in 2016 with specific, quantified commitments: pension debt paid off in 9 years, $20 million saved, reserves rebuilt, a stabilization fund, restored services, a lower utility tax. A decade later, the pension liability is nearly 30% higher on the audited (GASB) basis cited above, and CalPERS’ own June 30, 2024 actuarial valuations — measuring the liability on a different, funding basis — independently show a combined unfunded liability of $25.3 million that CalPERS’ own current schedule does not project to be paid off until roughly 2040–2041, not the promised nine years; no accounting of promises-versus-results has ever been presented to the public. The city manager who championed the measure retired three years into the nine-year clock; when a resident finally asked about the debt in 2025, the interim city manager didn't know the number and the future mayor gave a false answer.</w:t>
       </w:r>
     </w:p>
     <w:p>
@@ -3145,6 +3654,61 @@
       </w:pPr>
       <w:r>
         <w:t xml:space="preserve">Vargas v. City of Salinas (2009) 46 Cal.4th 1</w:t>
+      </w:r>
+    </w:p>
+    <w:p>
+      <w:pPr>
+        <w:spacing w:after="40" w:before="100"/>
+      </w:pPr>
+      <w:r>
+        <w:rPr>
+          <w:b w:val="false"/>
+          <w:bCs w:val="false"/>
+          <w:i/>
+          <w:iCs/>
+          <w:sz w:val="21"/>
+          <w:szCs w:val="21"/>
+        </w:rPr>
+        <w:t xml:space="preserve">K. CalPERS Actuarial Valuations and Campaign Financial Materials (Primary Sources)</w:t>
+      </w:r>
+    </w:p>
+    <w:p>
+      <w:pPr>
+        <w:pStyle w:val="ListParagraph"/>
+        <w:numPr>
+          <w:ilvl w:val="0"/>
+          <w:numId w:val="1"/>
+        </w:numPr>
+        <w:spacing w:after="60"/>
+      </w:pPr>
+      <w:r>
+        <w:t xml:space="preserve">California Public Employees’ Retirement System, Actuarial Valuation for the Rate Plans of the City of La Palma in the Safety Risk Pool as of June 30, 2024 (required contributions for FY 2026–27)</w:t>
+      </w:r>
+    </w:p>
+    <w:p>
+      <w:pPr>
+        <w:pStyle w:val="ListParagraph"/>
+        <w:numPr>
+          <w:ilvl w:val="0"/>
+          <w:numId w:val="1"/>
+        </w:numPr>
+        <w:spacing w:after="60"/>
+      </w:pPr>
+      <w:r>
+        <w:t xml:space="preserve">California Public Employees’ Retirement System, Actuarial Valuation for the Rate Plans of the City of La Palma in the Miscellaneous Risk Pool as of June 30, 2024 (required contributions for FY 2026–27)</w:t>
+      </w:r>
+    </w:p>
+    <w:p>
+      <w:pPr>
+        <w:pStyle w:val="ListParagraph"/>
+        <w:numPr>
+          <w:ilvl w:val="0"/>
+          <w:numId w:val="1"/>
+        </w:numPr>
+        <w:spacing w:after="60"/>
+      </w:pPr>
+      <w:r>
+        <w:t xml:space="preserve">Yes on Measure JJ — La Palma, “What Fiscally Sound Looks Like” (campaign webpage, archived; page states “Last edited May 5, 2021”)</w:t>
       </w:r>
     </w:p>
     <w:p>

--- a/La-Palma-Record-Full.docx
+++ b/La-Palma-Record-Full.docx
@@ -2660,6 +2660,65 @@
           <w:szCs w:val="21"/>
         </w:rPr>
         <w:t xml:space="preserve">, mandates two-way remote public participation — does the council unanimously direct staff to implement video. The city contracts with Western Audio Visual, projecting the system will be running by August 2026. After three years of refusals, the council relented only when Sacramento removed the choice. Mayor Patel — who opposed streaming in 2023, 2024, and 2025 — now calls it “a great thing to do.”</w:t>
+      </w:r>
+    </w:p>
+    <w:p>
+      <w:pPr>
+        <w:spacing w:after="130" w:line="264"/>
+      </w:pPr>
+      <w:r>
+        <w:rPr>
+          <w:b/>
+          <w:bCs/>
+          <w:i w:val="false"/>
+          <w:iCs w:val="false"/>
+          <w:sz w:val="21"/>
+          <w:szCs w:val="21"/>
+        </w:rPr>
+        <w:t xml:space="preserve">August 3, 2026 — </w:t>
+      </w:r>
+      <w:r>
+        <w:rPr>
+          <w:sz w:val="21"/>
+          <w:szCs w:val="21"/>
+        </w:rPr>
+        <w:t xml:space="preserve">One day before the council’s regular August 4 meeting, the City posts on its official Facebook page that the video livestreaming system it says the council approved on June 2, 2026 will not be ready as promised. Citing </w:t>
+      </w:r>
+      <w:r>
+        <w:rPr>
+          <w:b/>
+          <w:bCs/>
+          <w:i/>
+          <w:iCs/>
+          <w:sz w:val="21"/>
+          <w:szCs w:val="21"/>
+        </w:rPr>
+        <w:t xml:space="preserve">“equipment delays”</w:t>
+      </w:r>
+      <w:r>
+        <w:rPr>
+          <w:sz w:val="21"/>
+          <w:szCs w:val="21"/>
+        </w:rPr>
+        <w:t xml:space="preserve"> — with no further detail offered — the post states the City now anticipates video streaming will not begin until the </w:t>
+      </w:r>
+      <w:r>
+        <w:rPr>
+          <w:b/>
+          <w:bCs/>
+          <w:i/>
+          <w:iCs/>
+          <w:sz w:val="21"/>
+          <w:szCs w:val="21"/>
+        </w:rPr>
+        <w:t xml:space="preserve">October 6, 2026</w:t>
+      </w:r>
+      <w:r>
+        <w:rPr>
+          <w:sz w:val="21"/>
+          <w:szCs w:val="21"/>
+        </w:rPr>
+        <w:t xml:space="preserve"> meeting, pushing back by at least two months the August 2026 target reported when the council directed staff to pursue the system in April. The disclosure arrives not as a proactive announcement timed for advance public notice, but as a same-week social media post the day before the very meeting residents might otherwise have expected to be the first livestreamed session. It is the latest instance of a now-familiar pattern in this record: a public-access commitment whose setbacks surface only at the last possible moment.</w:t>
       </w:r>
     </w:p>
     <w:p>

--- a/La-Palma-Record-Full.docx
+++ b/La-Palma-Record-Full.docx
@@ -2326,6 +2326,29 @@
           <w:szCs w:val="21"/>
         </w:rPr>
         <w:t xml:space="preserve">New City Manager Peter Kim — the former councilmember installed by the sitting majority six months earlier — acknowledges the verdict but declines to discuss details. The conduct at issue occurred under former City Manager McNamara, now running Whittier. The police department is led by an interim chief. The City files an appeal on March 27. Residents formally call for an independent external investigation of the department's complaint-handling practices, writing that the failures “are not speculative — they are established under oath,” and warning the problems may not be isolated. Los Cerritos Community News files a Public Records Act request for complaint and investigation records. The council has made no commitment to an independent investigation.</w:t>
+      </w:r>
+    </w:p>
+    <w:p>
+      <w:pPr>
+        <w:spacing w:after="130" w:line="264"/>
+      </w:pPr>
+      <w:r>
+        <w:rPr>
+          <w:b/>
+          <w:bCs/>
+          <w:i w:val="false"/>
+          <w:iCs w:val="false"/>
+          <w:sz w:val="21"/>
+          <w:szCs w:val="21"/>
+        </w:rPr>
+        <w:t xml:space="preserve">As of August 2026 — </w:t>
+      </w:r>
+      <w:r>
+        <w:rPr>
+          <w:sz w:val="21"/>
+          <w:szCs w:val="21"/>
+        </w:rPr>
+        <w:t xml:space="preserve">The City’s appeal of the $8.4 million Byer verdict remains pending; no ruling has been issued and the judgment has not been resolved. Post-judgment interest continues to accrue on the award while the appeal is pending, and municipal appellants prevail on appeal in only a minority of cases — meaning the City’s exposure on this verdict, already substantial, may grow rather than shrink before the matter is finally resolved.</w:t>
       </w:r>
     </w:p>
     <w:p>

--- a/La-Palma-Record-Full.docx
+++ b/La-Palma-Record-Full.docx
@@ -2341,29 +2341,6 @@
           <w:sz w:val="21"/>
           <w:szCs w:val="21"/>
         </w:rPr>
-        <w:t xml:space="preserve">As of August 2026 — </w:t>
-      </w:r>
-      <w:r>
-        <w:rPr>
-          <w:sz w:val="21"/>
-          <w:szCs w:val="21"/>
-        </w:rPr>
-        <w:t xml:space="preserve">The City’s appeal of the $8.4 million Byer verdict remains pending; no ruling has been issued and the judgment has not been resolved. Post-judgment interest continues to accrue on the award while the appeal is pending, and municipal appellants prevail on appeal in only a minority of cases — meaning the City’s exposure on this verdict, already substantial, may grow rather than shrink before the matter is finally resolved.</w:t>
-      </w:r>
-    </w:p>
-    <w:p>
-      <w:pPr>
-        <w:spacing w:after="130" w:line="264"/>
-      </w:pPr>
-      <w:r>
-        <w:rPr>
-          <w:b/>
-          <w:bCs/>
-          <w:i w:val="false"/>
-          <w:iCs w:val="false"/>
-          <w:sz w:val="21"/>
-          <w:szCs w:val="21"/>
-        </w:rPr>
         <w:t xml:space="preserve">April 8, 2026 — </w:t>
       </w:r>
       <w:r>
@@ -2683,65 +2660,6 @@
           <w:szCs w:val="21"/>
         </w:rPr>
         <w:t xml:space="preserve">, mandates two-way remote public participation — does the council unanimously direct staff to implement video. The city contracts with Western Audio Visual, projecting the system will be running by August 2026. After three years of refusals, the council relented only when Sacramento removed the choice. Mayor Patel — who opposed streaming in 2023, 2024, and 2025 — now calls it “a great thing to do.”</w:t>
-      </w:r>
-    </w:p>
-    <w:p>
-      <w:pPr>
-        <w:spacing w:after="130" w:line="264"/>
-      </w:pPr>
-      <w:r>
-        <w:rPr>
-          <w:b/>
-          <w:bCs/>
-          <w:i w:val="false"/>
-          <w:iCs w:val="false"/>
-          <w:sz w:val="21"/>
-          <w:szCs w:val="21"/>
-        </w:rPr>
-        <w:t xml:space="preserve">August 3, 2026 — </w:t>
-      </w:r>
-      <w:r>
-        <w:rPr>
-          <w:sz w:val="21"/>
-          <w:szCs w:val="21"/>
-        </w:rPr>
-        <w:t xml:space="preserve">One day before the council’s regular August 4 meeting, the City posts on its official Facebook page that the video livestreaming system it says the council approved on June 2, 2026 will not be ready as promised. Citing </w:t>
-      </w:r>
-      <w:r>
-        <w:rPr>
-          <w:b/>
-          <w:bCs/>
-          <w:i/>
-          <w:iCs/>
-          <w:sz w:val="21"/>
-          <w:szCs w:val="21"/>
-        </w:rPr>
-        <w:t xml:space="preserve">“equipment delays”</w:t>
-      </w:r>
-      <w:r>
-        <w:rPr>
-          <w:sz w:val="21"/>
-          <w:szCs w:val="21"/>
-        </w:rPr>
-        <w:t xml:space="preserve"> — with no further detail offered — the post states the City now anticipates video streaming will not begin until the </w:t>
-      </w:r>
-      <w:r>
-        <w:rPr>
-          <w:b/>
-          <w:bCs/>
-          <w:i/>
-          <w:iCs/>
-          <w:sz w:val="21"/>
-          <w:szCs w:val="21"/>
-        </w:rPr>
-        <w:t xml:space="preserve">October 6, 2026</w:t>
-      </w:r>
-      <w:r>
-        <w:rPr>
-          <w:sz w:val="21"/>
-          <w:szCs w:val="21"/>
-        </w:rPr>
-        <w:t xml:space="preserve"> meeting, pushing back by at least two months the August 2026 target reported when the council directed staff to pursue the system in April. The disclosure arrives not as a proactive announcement timed for advance public notice, but as a same-week social media post the day before the very meeting residents might otherwise have expected to be the first livestreamed session. It is the latest instance of a now-familiar pattern in this record: a public-access commitment whose setbacks surface only at the last possible moment.</w:t>
       </w:r>
     </w:p>
     <w:p>
